--- a/NGUYEN-HUU-THANG-CV.docx
+++ b/NGUYEN-HUU-THANG-CV.docx
@@ -21,20 +21,6 @@
           <w:szCs w:val="44"/>
         </w:rPr>
         <w:t>en Huu Thang</w:t>
-      </w:r>
-      <w:r>
-        <w:rPr>
-          <w:rFonts w:cs="Arial"/>
-          <w:sz w:val="44"/>
-          <w:szCs w:val="44"/>
-        </w:rPr>
-        <w:br/>
-      </w:r>
-      <w:r>
-        <w:rPr>
-          <w:sz w:val="22"/>
-        </w:rPr>
-        <w:t>Java Backend Intern</w:t>
       </w:r>
     </w:p>
     <w:p>
@@ -163,13 +149,23 @@
           <w:szCs w:val="22"/>
         </w:rPr>
       </w:pPr>
-      <w:r>
-        <w:rPr>
-          <w:rFonts w:cs="Arial"/>
-          <w:sz w:val="22"/>
-          <w:szCs w:val="22"/>
-        </w:rPr>
-        <w:t>Senior student majoring in Software Engineering</w:t>
+      <w:proofErr w:type="gramStart"/>
+      <w:r>
+        <w:rPr>
+          <w:rFonts w:cs="Arial"/>
+          <w:sz w:val="22"/>
+          <w:szCs w:val="22"/>
+        </w:rPr>
+        <w:t>Senior</w:t>
+      </w:r>
+      <w:proofErr w:type="gramEnd"/>
+      <w:r>
+        <w:rPr>
+          <w:rFonts w:cs="Arial"/>
+          <w:sz w:val="22"/>
+          <w:szCs w:val="22"/>
+        </w:rPr>
+        <w:t xml:space="preserve"> student majoring in Software Engineering</w:t>
       </w:r>
     </w:p>
     <w:p>
@@ -254,15 +250,33 @@
           <w:sz w:val="22"/>
           <w:szCs w:val="22"/>
         </w:rPr>
-        <w:t>Technical Skills</w:t>
-      </w:r>
-      <w:r>
-        <w:rPr>
-          <w:rFonts w:cs="Arial"/>
-          <w:sz w:val="22"/>
-          <w:szCs w:val="22"/>
-        </w:rPr>
-        <w:t xml:space="preserve"> : </w:t>
+        <w:t xml:space="preserve">Technical </w:t>
+      </w:r>
+      <w:proofErr w:type="gramStart"/>
+      <w:r>
+        <w:rPr>
+          <w:rFonts w:cs="Arial"/>
+          <w:sz w:val="22"/>
+          <w:szCs w:val="22"/>
+        </w:rPr>
+        <w:t>Skills</w:t>
+      </w:r>
+      <w:r>
+        <w:rPr>
+          <w:rFonts w:cs="Arial"/>
+          <w:sz w:val="22"/>
+          <w:szCs w:val="22"/>
+        </w:rPr>
+        <w:t xml:space="preserve"> :</w:t>
+      </w:r>
+      <w:proofErr w:type="gramEnd"/>
+      <w:r>
+        <w:rPr>
+          <w:rFonts w:cs="Arial"/>
+          <w:sz w:val="22"/>
+          <w:szCs w:val="22"/>
+        </w:rPr>
+        <w:t xml:space="preserve"> </w:t>
       </w:r>
     </w:p>
     <w:p>
@@ -294,6 +308,14 @@
         </w:rPr>
         <w:t>: JAVA, Javascript</w:t>
       </w:r>
+      <w:r>
+        <w:rPr>
+          <w:rFonts w:cs="Arial"/>
+          <w:sz w:val="22"/>
+          <w:szCs w:val="22"/>
+        </w:rPr>
+        <w:t>, C#, C++</w:t>
+      </w:r>
     </w:p>
     <w:p>
       <w:pPr>
@@ -475,15 +497,33 @@
           <w:sz w:val="22"/>
           <w:szCs w:val="22"/>
         </w:rPr>
-        <w:t>Soft Skills</w:t>
-      </w:r>
-      <w:r>
-        <w:rPr>
-          <w:rFonts w:cs="Arial"/>
-          <w:sz w:val="22"/>
-          <w:szCs w:val="22"/>
-        </w:rPr>
-        <w:t xml:space="preserve"> : </w:t>
+        <w:t xml:space="preserve">Soft </w:t>
+      </w:r>
+      <w:proofErr w:type="gramStart"/>
+      <w:r>
+        <w:rPr>
+          <w:rFonts w:cs="Arial"/>
+          <w:sz w:val="22"/>
+          <w:szCs w:val="22"/>
+        </w:rPr>
+        <w:t>Skills</w:t>
+      </w:r>
+      <w:r>
+        <w:rPr>
+          <w:rFonts w:cs="Arial"/>
+          <w:sz w:val="22"/>
+          <w:szCs w:val="22"/>
+        </w:rPr>
+        <w:t xml:space="preserve"> :</w:t>
+      </w:r>
+      <w:proofErr w:type="gramEnd"/>
+      <w:r>
+        <w:rPr>
+          <w:rFonts w:cs="Arial"/>
+          <w:sz w:val="22"/>
+          <w:szCs w:val="22"/>
+        </w:rPr>
+        <w:t xml:space="preserve"> </w:t>
       </w:r>
     </w:p>
     <w:p>
@@ -666,7 +706,16 @@
           <w:b/>
           <w:bCs/>
         </w:rPr>
-        <w:t>(GROUP PROJECT)</w:t>
+        <w:t xml:space="preserve">(GROUP </w:t>
+      </w:r>
+      <w:proofErr w:type="gramStart"/>
+      <w:r>
+        <w:rPr>
+          <w:rFonts w:cs="Arial"/>
+          <w:b/>
+          <w:bCs/>
+        </w:rPr>
+        <w:t>PROJECT)</w:t>
       </w:r>
       <w:r>
         <w:rPr>
@@ -682,7 +731,16 @@
           <w:b/>
           <w:bCs/>
         </w:rPr>
-        <w:t xml:space="preserve">                     </w:t>
+        <w:t xml:space="preserve">  </w:t>
+      </w:r>
+      <w:proofErr w:type="gramEnd"/>
+      <w:r>
+        <w:rPr>
+          <w:rFonts w:cs="Arial"/>
+          <w:b/>
+          <w:bCs/>
+        </w:rPr>
+        <w:t xml:space="preserve">                   </w:t>
       </w:r>
       <w:r>
         <w:rPr>
@@ -902,7 +960,15 @@
         </w:rPr>
       </w:pPr>
       <w:r>
-        <w:t>Developed the entire backend using Spring Boot and built APIs for the frontend.</w:t>
+        <w:t xml:space="preserve">Developed the entire backend using Spring Boot and built APIs for the </w:t>
+      </w:r>
+      <w:proofErr w:type="gramStart"/>
+      <w:r>
+        <w:t>frontend</w:t>
+      </w:r>
+      <w:proofErr w:type="gramEnd"/>
+      <w:r>
+        <w:t>.</w:t>
       </w:r>
     </w:p>
     <w:p>
@@ -1058,13 +1124,23 @@
         </w:rPr>
         <w:t xml:space="preserve">JAVA, Spring framework, </w:t>
       </w:r>
-      <w:r>
-        <w:rPr>
-          <w:rFonts w:cs="Arial"/>
-          <w:sz w:val="22"/>
-          <w:szCs w:val="22"/>
-        </w:rPr>
-        <w:t xml:space="preserve">Payos payment API, </w:t>
+      <w:proofErr w:type="gramStart"/>
+      <w:r>
+        <w:rPr>
+          <w:rFonts w:cs="Arial"/>
+          <w:sz w:val="22"/>
+          <w:szCs w:val="22"/>
+        </w:rPr>
+        <w:t>Payos</w:t>
+      </w:r>
+      <w:proofErr w:type="gramEnd"/>
+      <w:r>
+        <w:rPr>
+          <w:rFonts w:cs="Arial"/>
+          <w:sz w:val="22"/>
+          <w:szCs w:val="22"/>
+        </w:rPr>
+        <w:t xml:space="preserve"> payment API, </w:t>
       </w:r>
       <w:r>
         <w:rPr>
@@ -1169,6 +1245,7 @@
         </w:rPr>
         <w:t xml:space="preserve">PERSONAL </w:t>
       </w:r>
+      <w:proofErr w:type="gramStart"/>
       <w:r>
         <w:rPr>
           <w:rFonts w:cs="Arial"/>
@@ -1183,7 +1260,16 @@
           <w:b/>
           <w:bCs/>
         </w:rPr>
-        <w:t xml:space="preserve">                              </w:t>
+        <w:t xml:space="preserve">  </w:t>
+      </w:r>
+      <w:proofErr w:type="gramEnd"/>
+      <w:r>
+        <w:rPr>
+          <w:rFonts w:cs="Arial"/>
+          <w:b/>
+          <w:bCs/>
+        </w:rPr>
+        <w:t xml:space="preserve">                            </w:t>
       </w:r>
       <w:r>
         <w:rPr>
@@ -1673,7 +1759,25 @@
           <w:b/>
           <w:bCs/>
         </w:rPr>
-        <w:t xml:space="preserve">. ‘LAPTOP SHOP’ WEBSITE (PERSONAL PROJECT)                              </w:t>
+        <w:t xml:space="preserve">. ‘LAPTOP SHOP’ WEBSITE (PERSONAL </w:t>
+      </w:r>
+      <w:proofErr w:type="gramStart"/>
+      <w:r>
+        <w:rPr>
+          <w:rFonts w:cs="Arial"/>
+          <w:b/>
+          <w:bCs/>
+        </w:rPr>
+        <w:t xml:space="preserve">PROJECT)   </w:t>
+      </w:r>
+      <w:proofErr w:type="gramEnd"/>
+      <w:r>
+        <w:rPr>
+          <w:rFonts w:cs="Arial"/>
+          <w:b/>
+          <w:bCs/>
+        </w:rPr>
+        <w:t xml:space="preserve">                           </w:t>
       </w:r>
       <w:r>
         <w:rPr>

--- a/NGUYEN-HUU-THANG-CV.docx
+++ b/NGUYEN-HUU-THANG-CV.docx
@@ -51,7 +51,7 @@
         <w:rPr>
           <w:sz w:val="22"/>
         </w:rPr>
-        <w:t xml:space="preserve"> huuthangfw@gmail.com | Lien Chieu District, Da Nang City</w:t>
+        <w:t xml:space="preserve"> huuthangfw@gmail.com | Da Nang City</w:t>
       </w:r>
     </w:p>
     <w:p>
@@ -211,6 +211,14 @@
         </w:rPr>
         <w:t>Current GPA: 3.1</w:t>
       </w:r>
+      <w:r>
+        <w:rPr>
+          <w:rFonts w:cs="Arial"/>
+          <w:sz w:val="22"/>
+          <w:szCs w:val="22"/>
+        </w:rPr>
+        <w:t>1</w:t>
+      </w:r>
     </w:p>
     <w:p>
       <w:pPr>
@@ -306,8 +314,18 @@
           <w:sz w:val="22"/>
           <w:szCs w:val="22"/>
         </w:rPr>
-        <w:t>: JAVA, Javascript</w:t>
-      </w:r>
+        <w:t xml:space="preserve">: JAVA, </w:t>
+      </w:r>
+      <w:proofErr w:type="spellStart"/>
+      <w:r>
+        <w:rPr>
+          <w:rFonts w:cs="Arial"/>
+          <w:sz w:val="22"/>
+          <w:szCs w:val="22"/>
+        </w:rPr>
+        <w:t>Javascript</w:t>
+      </w:r>
+      <w:proofErr w:type="spellEnd"/>
       <w:r>
         <w:rPr>
           <w:rFonts w:cs="Arial"/>
@@ -316,6 +334,14 @@
         </w:rPr>
         <w:t>, C#, C++</w:t>
       </w:r>
+      <w:r>
+        <w:rPr>
+          <w:rFonts w:cs="Arial"/>
+          <w:sz w:val="22"/>
+          <w:szCs w:val="22"/>
+        </w:rPr>
+        <w:t>, Kotlin</w:t>
+      </w:r>
     </w:p>
     <w:p>
       <w:pPr>
@@ -352,8 +378,18 @@
           <w:sz w:val="22"/>
           <w:szCs w:val="22"/>
         </w:rPr>
-        <w:t>, Winforms</w:t>
-      </w:r>
+        <w:t xml:space="preserve">, </w:t>
+      </w:r>
+      <w:proofErr w:type="spellStart"/>
+      <w:r>
+        <w:rPr>
+          <w:rFonts w:cs="Arial"/>
+          <w:sz w:val="22"/>
+          <w:szCs w:val="22"/>
+        </w:rPr>
+        <w:t>Winforms</w:t>
+      </w:r>
+      <w:proofErr w:type="spellEnd"/>
     </w:p>
     <w:p>
       <w:pPr>
@@ -396,6 +432,28 @@
           <w:sz w:val="22"/>
           <w:szCs w:val="22"/>
         </w:rPr>
+        <w:t>Android development: Jetpack Compose</w:t>
+      </w:r>
+    </w:p>
+    <w:p>
+      <w:pPr>
+        <w:pStyle w:val="ListParagraph"/>
+        <w:numPr>
+          <w:ilvl w:val="0"/>
+          <w:numId w:val="2"/>
+        </w:numPr>
+        <w:rPr>
+          <w:rFonts w:cs="Arial"/>
+          <w:sz w:val="22"/>
+          <w:szCs w:val="22"/>
+        </w:rPr>
+      </w:pPr>
+      <w:r>
+        <w:rPr>
+          <w:rFonts w:cs="Arial"/>
+          <w:sz w:val="22"/>
+          <w:szCs w:val="22"/>
+        </w:rPr>
         <w:t>Front-end development:</w:t>
       </w:r>
       <w:r>
@@ -497,33 +555,15 @@
           <w:sz w:val="22"/>
           <w:szCs w:val="22"/>
         </w:rPr>
-        <w:t xml:space="preserve">Soft </w:t>
-      </w:r>
-      <w:proofErr w:type="gramStart"/>
-      <w:r>
-        <w:rPr>
-          <w:rFonts w:cs="Arial"/>
-          <w:sz w:val="22"/>
-          <w:szCs w:val="22"/>
-        </w:rPr>
-        <w:t>Skills</w:t>
-      </w:r>
-      <w:r>
-        <w:rPr>
-          <w:rFonts w:cs="Arial"/>
-          <w:sz w:val="22"/>
-          <w:szCs w:val="22"/>
-        </w:rPr>
-        <w:t xml:space="preserve"> :</w:t>
-      </w:r>
-      <w:proofErr w:type="gramEnd"/>
-      <w:r>
-        <w:rPr>
-          <w:rFonts w:cs="Arial"/>
-          <w:sz w:val="22"/>
-          <w:szCs w:val="22"/>
-        </w:rPr>
-        <w:t xml:space="preserve"> </w:t>
+        <w:t>Soft Skills</w:t>
+      </w:r>
+      <w:r>
+        <w:rPr>
+          <w:rFonts w:cs="Arial"/>
+          <w:sz w:val="22"/>
+          <w:szCs w:val="22"/>
+        </w:rPr>
+        <w:t xml:space="preserve"> : </w:t>
       </w:r>
     </w:p>
     <w:p>
@@ -640,7 +680,12 @@
         <w:lastRenderedPageBreak/>
         <w:br/>
       </w:r>
-      <w:r>
+    </w:p>
+    <w:p>
+      <w:pPr>
+        <w:pBdr>
+          <w:bottom w:val="single" w:sz="12" w:space="1" w:color="auto"/>
+        </w:pBdr>
         <w:rPr>
           <w:rFonts w:cs="Arial"/>
           <w:b/>
@@ -648,17 +693,31 @@
           <w:sz w:val="28"/>
           <w:szCs w:val="28"/>
         </w:rPr>
+      </w:pPr>
+    </w:p>
+    <w:p>
+      <w:pPr>
+        <w:pBdr>
+          <w:bottom w:val="single" w:sz="12" w:space="1" w:color="auto"/>
+        </w:pBdr>
+        <w:rPr>
+          <w:rFonts w:cs="Arial"/>
+          <w:b/>
+          <w:bCs/>
+          <w:sz w:val="28"/>
+          <w:szCs w:val="28"/>
+        </w:rPr>
+      </w:pPr>
+      <w:r>
+        <w:rPr>
+          <w:rFonts w:cs="Arial"/>
+          <w:b/>
+          <w:bCs/>
+          <w:sz w:val="28"/>
+          <w:szCs w:val="28"/>
+        </w:rPr>
         <w:t>PROJECTS</w:t>
       </w:r>
-    </w:p>
-    <w:p>
-      <w:pPr>
-        <w:rPr>
-          <w:rFonts w:cs="Arial"/>
-          <w:b/>
-          <w:bCs/>
-        </w:rPr>
-      </w:pPr>
     </w:p>
     <w:p>
       <w:pPr>
@@ -668,46 +727,6 @@
           <w:szCs w:val="20"/>
         </w:rPr>
       </w:pPr>
-      <w:r>
-        <w:rPr>
-          <w:rFonts w:cs="Arial"/>
-          <w:b/>
-          <w:bCs/>
-        </w:rPr>
-        <w:t xml:space="preserve">1. </w:t>
-      </w:r>
-      <w:r>
-        <w:rPr>
-          <w:rFonts w:cs="Arial"/>
-          <w:b/>
-          <w:bCs/>
-        </w:rPr>
-        <w:t>‘V-LEARNING E</w:t>
-      </w:r>
-      <w:r>
-        <w:rPr>
-          <w:rFonts w:cs="Arial"/>
-          <w:b/>
-          <w:bCs/>
-        </w:rPr>
-        <w:t>-</w:t>
-      </w:r>
-      <w:r>
-        <w:rPr>
-          <w:rFonts w:cs="Arial"/>
-          <w:b/>
-          <w:bCs/>
-        </w:rPr>
-        <w:t xml:space="preserve">PLATFORM’ </w:t>
-      </w:r>
-      <w:r>
-        <w:rPr>
-          <w:rFonts w:cs="Arial"/>
-          <w:b/>
-          <w:bCs/>
-        </w:rPr>
-        <w:t xml:space="preserve">(GROUP </w:t>
-      </w:r>
       <w:proofErr w:type="gramStart"/>
       <w:r>
         <w:rPr>
@@ -715,23 +734,7 @@
           <w:b/>
           <w:bCs/>
         </w:rPr>
-        <w:t>PROJECT)</w:t>
-      </w:r>
-      <w:r>
-        <w:rPr>
-          <w:rFonts w:cs="Arial"/>
-          <w:b/>
-          <w:bCs/>
-        </w:rPr>
-        <w:t xml:space="preserve"> </w:t>
-      </w:r>
-      <w:r>
-        <w:rPr>
-          <w:rFonts w:cs="Arial"/>
-          <w:b/>
-          <w:bCs/>
-        </w:rPr>
-        <w:t xml:space="preserve">  </w:t>
+        <w:t>1. ‘</w:t>
       </w:r>
       <w:proofErr w:type="gramEnd"/>
       <w:r>
@@ -740,15 +743,33 @@
           <w:b/>
           <w:bCs/>
         </w:rPr>
-        <w:t xml:space="preserve">                   </w:t>
-      </w:r>
-      <w:r>
-        <w:rPr>
-          <w:rFonts w:cs="Arial"/>
-          <w:b/>
-          <w:bCs/>
-        </w:rPr>
-        <w:t xml:space="preserve">                                   </w:t>
+        <w:t>WEATHER ANDROID APP’</w:t>
+      </w:r>
+      <w:r>
+        <w:rPr>
+          <w:rFonts w:cs="Arial"/>
+          <w:b/>
+          <w:bCs/>
+        </w:rPr>
+        <w:t xml:space="preserve"> (PERSONAL </w:t>
+      </w:r>
+      <w:proofErr w:type="gramStart"/>
+      <w:r>
+        <w:rPr>
+          <w:rFonts w:cs="Arial"/>
+          <w:b/>
+          <w:bCs/>
+        </w:rPr>
+        <w:t xml:space="preserve">PROJECT)   </w:t>
+      </w:r>
+      <w:proofErr w:type="gramEnd"/>
+      <w:r>
+        <w:rPr>
+          <w:rFonts w:cs="Arial"/>
+          <w:b/>
+          <w:bCs/>
+        </w:rPr>
+        <w:t xml:space="preserve">                                             </w:t>
       </w:r>
       <w:r>
         <w:rPr>
@@ -756,7 +777,7 @@
           <w:sz w:val="20"/>
           <w:szCs w:val="20"/>
         </w:rPr>
-        <w:t>2/2025-</w:t>
+        <w:t>10</w:t>
       </w:r>
       <w:r>
         <w:rPr>
@@ -764,7 +785,15 @@
           <w:sz w:val="20"/>
           <w:szCs w:val="20"/>
         </w:rPr>
-        <w:t>present</w:t>
+        <w:t>/2025-</w:t>
+      </w:r>
+      <w:r>
+        <w:rPr>
+          <w:rFonts w:cs="Arial"/>
+          <w:sz w:val="20"/>
+          <w:szCs w:val="20"/>
+        </w:rPr>
+        <w:t>12/2025</w:t>
       </w:r>
     </w:p>
     <w:p>
@@ -788,6 +817,542 @@
           <w:szCs w:val="22"/>
           <w:u w:val="single"/>
         </w:rPr>
+        <w:t xml:space="preserve">Description: </w:t>
+      </w:r>
+    </w:p>
+    <w:p>
+      <w:pPr>
+        <w:pStyle w:val="ListParagraph"/>
+        <w:numPr>
+          <w:ilvl w:val="0"/>
+          <w:numId w:val="3"/>
+        </w:numPr>
+        <w:ind w:left="792"/>
+        <w:rPr>
+          <w:rFonts w:cs="Arial"/>
+          <w:b/>
+          <w:bCs/>
+          <w:sz w:val="22"/>
+          <w:szCs w:val="22"/>
+          <w:u w:val="single"/>
+        </w:rPr>
+      </w:pPr>
+      <w:r>
+        <w:t>An Android application that provides real-time weather information based on the user’s current location and displays a 6-day weather forecast using OpenWeather API.</w:t>
+      </w:r>
+    </w:p>
+    <w:p>
+      <w:pPr>
+        <w:pStyle w:val="ListParagraph"/>
+        <w:numPr>
+          <w:ilvl w:val="0"/>
+          <w:numId w:val="3"/>
+        </w:numPr>
+        <w:ind w:left="792"/>
+        <w:rPr>
+          <w:rFonts w:cs="Arial"/>
+          <w:b/>
+          <w:bCs/>
+          <w:sz w:val="22"/>
+          <w:szCs w:val="22"/>
+          <w:u w:val="single"/>
+        </w:rPr>
+      </w:pPr>
+      <w:r>
+        <w:t>The app is built as a single-page application with a modern UI using Jetpack Compose and follows a clear UI Layer – Data Layer architecture</w:t>
+      </w:r>
+      <w:r>
+        <w:t>.</w:t>
+      </w:r>
+    </w:p>
+    <w:p>
+      <w:pPr>
+        <w:ind w:left="288"/>
+        <w:rPr>
+          <w:rFonts w:cs="Arial"/>
+          <w:b/>
+          <w:bCs/>
+          <w:sz w:val="22"/>
+          <w:szCs w:val="22"/>
+          <w:u w:val="single"/>
+        </w:rPr>
+      </w:pPr>
+      <w:r>
+        <w:rPr>
+          <w:rFonts w:cs="Arial"/>
+          <w:b/>
+          <w:bCs/>
+          <w:sz w:val="22"/>
+          <w:szCs w:val="22"/>
+          <w:u w:val="single"/>
+        </w:rPr>
+        <w:t xml:space="preserve">Role and member: </w:t>
+      </w:r>
+    </w:p>
+    <w:p>
+      <w:pPr>
+        <w:pStyle w:val="ListParagraph"/>
+        <w:numPr>
+          <w:ilvl w:val="0"/>
+          <w:numId w:val="3"/>
+        </w:numPr>
+        <w:ind w:left="792"/>
+        <w:rPr>
+          <w:rFonts w:cs="Arial"/>
+          <w:sz w:val="22"/>
+          <w:szCs w:val="22"/>
+        </w:rPr>
+      </w:pPr>
+      <w:r>
+        <w:rPr>
+          <w:rFonts w:cs="Arial"/>
+          <w:sz w:val="22"/>
+          <w:szCs w:val="22"/>
+        </w:rPr>
+        <w:t>Android Developer</w:t>
+      </w:r>
+    </w:p>
+    <w:p>
+      <w:pPr>
+        <w:pStyle w:val="ListParagraph"/>
+        <w:numPr>
+          <w:ilvl w:val="0"/>
+          <w:numId w:val="3"/>
+        </w:numPr>
+        <w:ind w:left="792"/>
+        <w:rPr>
+          <w:rFonts w:cs="Arial"/>
+          <w:sz w:val="22"/>
+          <w:szCs w:val="22"/>
+        </w:rPr>
+      </w:pPr>
+      <w:r>
+        <w:rPr>
+          <w:rFonts w:cs="Arial"/>
+          <w:sz w:val="22"/>
+          <w:szCs w:val="22"/>
+        </w:rPr>
+        <w:t>Solo project</w:t>
+      </w:r>
+    </w:p>
+    <w:p>
+      <w:pPr>
+        <w:ind w:left="288"/>
+        <w:rPr>
+          <w:rFonts w:cs="Arial"/>
+          <w:b/>
+          <w:bCs/>
+          <w:sz w:val="22"/>
+          <w:szCs w:val="22"/>
+          <w:u w:val="single"/>
+        </w:rPr>
+      </w:pPr>
+      <w:r>
+        <w:rPr>
+          <w:b/>
+          <w:bCs/>
+          <w:u w:val="single"/>
+        </w:rPr>
+        <w:t>My Responsibilities</w:t>
+      </w:r>
+      <w:r>
+        <w:rPr>
+          <w:rFonts w:cs="Arial"/>
+          <w:b/>
+          <w:bCs/>
+          <w:sz w:val="22"/>
+          <w:szCs w:val="22"/>
+          <w:u w:val="single"/>
+        </w:rPr>
+        <w:t>:</w:t>
+      </w:r>
+    </w:p>
+    <w:p>
+      <w:pPr>
+        <w:pStyle w:val="ListParagraph"/>
+        <w:numPr>
+          <w:ilvl w:val="0"/>
+          <w:numId w:val="4"/>
+        </w:numPr>
+        <w:ind w:left="792"/>
+        <w:rPr>
+          <w:rFonts w:cs="Arial"/>
+          <w:sz w:val="22"/>
+          <w:szCs w:val="22"/>
+        </w:rPr>
+      </w:pPr>
+      <w:r>
+        <w:rPr>
+          <w:rFonts w:cs="Arial"/>
+          <w:sz w:val="22"/>
+          <w:szCs w:val="22"/>
+        </w:rPr>
+        <w:t>Designed and developed the entire Android application using Kotlin and Jetpack Compose.</w:t>
+      </w:r>
+    </w:p>
+    <w:p>
+      <w:pPr>
+        <w:pStyle w:val="ListParagraph"/>
+        <w:numPr>
+          <w:ilvl w:val="0"/>
+          <w:numId w:val="4"/>
+        </w:numPr>
+        <w:ind w:left="792"/>
+        <w:rPr>
+          <w:rFonts w:cs="Arial"/>
+          <w:sz w:val="22"/>
+          <w:szCs w:val="22"/>
+        </w:rPr>
+      </w:pPr>
+      <w:r>
+        <w:rPr>
+          <w:rFonts w:cs="Arial"/>
+          <w:sz w:val="22"/>
+          <w:szCs w:val="22"/>
+        </w:rPr>
+        <w:t>Implemented location-based weather retrieval using Google Play Services.</w:t>
+      </w:r>
+    </w:p>
+    <w:p>
+      <w:pPr>
+        <w:pStyle w:val="ListParagraph"/>
+        <w:numPr>
+          <w:ilvl w:val="0"/>
+          <w:numId w:val="4"/>
+        </w:numPr>
+        <w:ind w:left="792"/>
+        <w:rPr>
+          <w:rFonts w:cs="Arial"/>
+          <w:sz w:val="22"/>
+          <w:szCs w:val="22"/>
+        </w:rPr>
+      </w:pPr>
+      <w:r>
+        <w:rPr>
+          <w:rFonts w:cs="Arial"/>
+          <w:sz w:val="22"/>
+          <w:szCs w:val="22"/>
+        </w:rPr>
+        <w:t xml:space="preserve">Integrated OpenWeather API using Retrofit and </w:t>
+      </w:r>
+      <w:proofErr w:type="spellStart"/>
+      <w:r>
+        <w:rPr>
+          <w:rFonts w:cs="Arial"/>
+          <w:sz w:val="22"/>
+          <w:szCs w:val="22"/>
+        </w:rPr>
+        <w:t>Gson</w:t>
+      </w:r>
+      <w:proofErr w:type="spellEnd"/>
+      <w:r>
+        <w:rPr>
+          <w:rFonts w:cs="Arial"/>
+          <w:sz w:val="22"/>
+          <w:szCs w:val="22"/>
+        </w:rPr>
+        <w:t xml:space="preserve"> Converter.</w:t>
+      </w:r>
+    </w:p>
+    <w:p>
+      <w:pPr>
+        <w:pStyle w:val="ListParagraph"/>
+        <w:numPr>
+          <w:ilvl w:val="0"/>
+          <w:numId w:val="4"/>
+        </w:numPr>
+        <w:ind w:left="792"/>
+        <w:rPr>
+          <w:rFonts w:cs="Arial"/>
+          <w:sz w:val="22"/>
+          <w:szCs w:val="22"/>
+        </w:rPr>
+      </w:pPr>
+      <w:r>
+        <w:rPr>
+          <w:rFonts w:cs="Arial"/>
+          <w:sz w:val="22"/>
+          <w:szCs w:val="22"/>
+        </w:rPr>
+        <w:t>Applied UI Layer – Data Layer architecture to ensure clean separation of concerns.</w:t>
+      </w:r>
+    </w:p>
+    <w:p>
+      <w:pPr>
+        <w:pStyle w:val="ListParagraph"/>
+        <w:numPr>
+          <w:ilvl w:val="0"/>
+          <w:numId w:val="4"/>
+        </w:numPr>
+        <w:ind w:left="792"/>
+        <w:rPr>
+          <w:rFonts w:cs="Arial"/>
+          <w:sz w:val="22"/>
+          <w:szCs w:val="22"/>
+        </w:rPr>
+      </w:pPr>
+      <w:r>
+        <w:rPr>
+          <w:rFonts w:cs="Arial"/>
+          <w:sz w:val="22"/>
+          <w:szCs w:val="22"/>
+        </w:rPr>
+        <w:t>Managed data flow, state handling, and asynchronous operations with Coroutines and Flow.</w:t>
+      </w:r>
+    </w:p>
+    <w:p>
+      <w:pPr>
+        <w:ind w:left="288"/>
+        <w:rPr>
+          <w:rFonts w:cs="Arial"/>
+          <w:b/>
+          <w:bCs/>
+          <w:sz w:val="22"/>
+          <w:szCs w:val="22"/>
+          <w:u w:val="single"/>
+        </w:rPr>
+      </w:pPr>
+      <w:r>
+        <w:rPr>
+          <w:rFonts w:cs="Arial"/>
+          <w:b/>
+          <w:bCs/>
+          <w:sz w:val="22"/>
+          <w:szCs w:val="22"/>
+          <w:u w:val="single"/>
+        </w:rPr>
+        <w:t>Technologies:</w:t>
+      </w:r>
+    </w:p>
+    <w:p>
+      <w:pPr>
+        <w:pStyle w:val="ListParagraph"/>
+        <w:numPr>
+          <w:ilvl w:val="0"/>
+          <w:numId w:val="5"/>
+        </w:numPr>
+        <w:ind w:left="792"/>
+        <w:rPr>
+          <w:rFonts w:cs="Arial"/>
+          <w:b/>
+          <w:bCs/>
+          <w:sz w:val="22"/>
+          <w:szCs w:val="22"/>
+          <w:u w:val="single"/>
+        </w:rPr>
+      </w:pPr>
+      <w:r>
+        <w:rPr>
+          <w:rFonts w:cs="Arial"/>
+          <w:sz w:val="22"/>
+          <w:szCs w:val="22"/>
+        </w:rPr>
+        <w:t xml:space="preserve">Kotlin, Jetpack compose, </w:t>
+      </w:r>
+      <w:r>
+        <w:rPr>
+          <w:rFonts w:cs="Arial"/>
+          <w:sz w:val="22"/>
+          <w:szCs w:val="22"/>
+        </w:rPr>
+        <w:t>OpenWeather API</w:t>
+      </w:r>
+    </w:p>
+    <w:p>
+      <w:pPr>
+        <w:ind w:left="288"/>
+        <w:rPr>
+          <w:rFonts w:cs="Arial"/>
+          <w:b/>
+          <w:bCs/>
+          <w:sz w:val="22"/>
+          <w:szCs w:val="22"/>
+          <w:u w:val="single"/>
+        </w:rPr>
+      </w:pPr>
+      <w:r>
+        <w:rPr>
+          <w:rFonts w:cs="Arial"/>
+          <w:b/>
+          <w:bCs/>
+          <w:sz w:val="22"/>
+          <w:szCs w:val="22"/>
+          <w:u w:val="single"/>
+        </w:rPr>
+        <w:t>Source Code:</w:t>
+      </w:r>
+    </w:p>
+    <w:p>
+      <w:pPr>
+        <w:pStyle w:val="ListParagraph"/>
+        <w:numPr>
+          <w:ilvl w:val="0"/>
+          <w:numId w:val="5"/>
+        </w:numPr>
+        <w:ind w:left="792"/>
+        <w:rPr>
+          <w:rFonts w:cs="Arial"/>
+          <w:color w:val="0B769F" w:themeColor="accent4" w:themeShade="BF"/>
+          <w:sz w:val="22"/>
+          <w:szCs w:val="22"/>
+        </w:rPr>
+      </w:pPr>
+      <w:r>
+        <w:rPr>
+          <w:rFonts w:cs="Arial"/>
+          <w:color w:val="0B769F" w:themeColor="accent4" w:themeShade="BF"/>
+          <w:sz w:val="22"/>
+          <w:szCs w:val="22"/>
+        </w:rPr>
+        <w:t>https://github.com/nhtfw/Weather_mobile_app.git</w:t>
+      </w:r>
+    </w:p>
+    <w:p>
+      <w:pPr>
+        <w:rPr>
+          <w:rFonts w:cs="Arial"/>
+          <w:sz w:val="20"/>
+          <w:szCs w:val="20"/>
+        </w:rPr>
+      </w:pPr>
+      <w:proofErr w:type="gramStart"/>
+      <w:r>
+        <w:rPr>
+          <w:rFonts w:cs="Arial"/>
+          <w:b/>
+          <w:bCs/>
+        </w:rPr>
+        <w:t>2</w:t>
+      </w:r>
+      <w:r>
+        <w:rPr>
+          <w:rFonts w:cs="Arial"/>
+          <w:b/>
+          <w:bCs/>
+        </w:rPr>
+        <w:t xml:space="preserve">. </w:t>
+      </w:r>
+      <w:r>
+        <w:rPr>
+          <w:rFonts w:cs="Arial"/>
+          <w:b/>
+          <w:bCs/>
+        </w:rPr>
+        <w:t>‘</w:t>
+      </w:r>
+      <w:proofErr w:type="gramEnd"/>
+      <w:r>
+        <w:rPr>
+          <w:rFonts w:cs="Arial"/>
+          <w:b/>
+          <w:bCs/>
+        </w:rPr>
+        <w:t>V-LEARNING E</w:t>
+      </w:r>
+      <w:r>
+        <w:rPr>
+          <w:rFonts w:cs="Arial"/>
+          <w:b/>
+          <w:bCs/>
+        </w:rPr>
+        <w:t>-</w:t>
+      </w:r>
+      <w:r>
+        <w:rPr>
+          <w:rFonts w:cs="Arial"/>
+          <w:b/>
+          <w:bCs/>
+        </w:rPr>
+        <w:t xml:space="preserve">PLATFORM’ </w:t>
+      </w:r>
+      <w:r>
+        <w:rPr>
+          <w:rFonts w:cs="Arial"/>
+          <w:b/>
+          <w:bCs/>
+        </w:rPr>
+        <w:t xml:space="preserve">(GROUP </w:t>
+      </w:r>
+      <w:proofErr w:type="gramStart"/>
+      <w:r>
+        <w:rPr>
+          <w:rFonts w:cs="Arial"/>
+          <w:b/>
+          <w:bCs/>
+        </w:rPr>
+        <w:t>PROJECT)</w:t>
+      </w:r>
+      <w:r>
+        <w:rPr>
+          <w:rFonts w:cs="Arial"/>
+          <w:b/>
+          <w:bCs/>
+        </w:rPr>
+        <w:t xml:space="preserve"> </w:t>
+      </w:r>
+      <w:r>
+        <w:rPr>
+          <w:rFonts w:cs="Arial"/>
+          <w:b/>
+          <w:bCs/>
+        </w:rPr>
+        <w:t xml:space="preserve">  </w:t>
+      </w:r>
+      <w:proofErr w:type="gramEnd"/>
+      <w:r>
+        <w:rPr>
+          <w:rFonts w:cs="Arial"/>
+          <w:b/>
+          <w:bCs/>
+        </w:rPr>
+        <w:t xml:space="preserve">                   </w:t>
+      </w:r>
+      <w:r>
+        <w:rPr>
+          <w:rFonts w:cs="Arial"/>
+          <w:b/>
+          <w:bCs/>
+        </w:rPr>
+        <w:t xml:space="preserve">                                   </w:t>
+      </w:r>
+      <w:r>
+        <w:rPr>
+          <w:rFonts w:cs="Arial"/>
+          <w:sz w:val="20"/>
+          <w:szCs w:val="20"/>
+        </w:rPr>
+        <w:t>2/2025-</w:t>
+      </w:r>
+      <w:r>
+        <w:rPr>
+          <w:rFonts w:cs="Arial"/>
+          <w:sz w:val="20"/>
+          <w:szCs w:val="20"/>
+        </w:rPr>
+        <w:t>6/2025</w:t>
+      </w:r>
+    </w:p>
+    <w:p>
+      <w:pPr>
+        <w:ind w:left="288"/>
+        <w:rPr>
+          <w:rFonts w:cs="Arial"/>
+          <w:b/>
+          <w:bCs/>
+          <w:sz w:val="22"/>
+          <w:szCs w:val="22"/>
+          <w:u w:val="single"/>
+        </w:rPr>
+      </w:pPr>
+      <w:r>
+        <w:rPr>
+          <w:rFonts w:cs="Arial"/>
+          <w:b/>
+          <w:bCs/>
+          <w:sz w:val="22"/>
+          <w:szCs w:val="22"/>
+          <w:u w:val="single"/>
+        </w:rPr>
         <w:t>Description</w:t>
       </w:r>
       <w:r>
@@ -844,6 +1409,7 @@
           <w:szCs w:val="22"/>
           <w:u w:val="single"/>
         </w:rPr>
+        <w:lastRenderedPageBreak/>
         <w:t>Role and member</w:t>
       </w:r>
       <w:r>
@@ -1124,6 +1690,7 @@
         </w:rPr>
         <w:t xml:space="preserve">JAVA, Spring framework, </w:t>
       </w:r>
+      <w:proofErr w:type="spellStart"/>
       <w:proofErr w:type="gramStart"/>
       <w:r>
         <w:rPr>
@@ -1133,6 +1700,7 @@
         </w:rPr>
         <w:t>Payos</w:t>
       </w:r>
+      <w:proofErr w:type="spellEnd"/>
       <w:proofErr w:type="gramEnd"/>
       <w:r>
         <w:rPr>
@@ -1235,7 +1803,15 @@
           <w:b/>
           <w:bCs/>
         </w:rPr>
-        <w:t>2. ‘JOB HUNTER’ WEBSITE (</w:t>
+        <w:t>3</w:t>
+      </w:r>
+      <w:r>
+        <w:rPr>
+          <w:rFonts w:cs="Arial"/>
+          <w:b/>
+          <w:bCs/>
+        </w:rPr>
+        <w:t>. ‘JOB HUNTER’ WEBSITE (</w:t>
       </w:r>
       <w:r>
         <w:rPr>
@@ -1751,7 +2327,7 @@
           <w:b/>
           <w:bCs/>
         </w:rPr>
-        <w:t>3</w:t>
+        <w:t>4</w:t>
       </w:r>
       <w:r>
         <w:rPr>

--- a/NGUYEN-HUU-THANG-CV.docx
+++ b/NGUYEN-HUU-THANG-CV.docx
@@ -133,7 +133,21 @@
           <w:bCs/>
           <w:sz w:val="22"/>
         </w:rPr>
-        <w:t>Duy Tan University (2021 – Present)</w:t>
+        <w:t xml:space="preserve">Duy Tan University (2021 – </w:t>
+      </w:r>
+      <w:r>
+        <w:rPr>
+          <w:bCs/>
+          <w:sz w:val="22"/>
+        </w:rPr>
+        <w:t>2025</w:t>
+      </w:r>
+      <w:r>
+        <w:rPr>
+          <w:bCs/>
+          <w:sz w:val="22"/>
+        </w:rPr>
+        <w:t>)</w:t>
       </w:r>
     </w:p>
     <w:p>
@@ -149,23 +163,13 @@
           <w:szCs w:val="22"/>
         </w:rPr>
       </w:pPr>
-      <w:proofErr w:type="gramStart"/>
-      <w:r>
-        <w:rPr>
-          <w:rFonts w:cs="Arial"/>
-          <w:sz w:val="22"/>
-          <w:szCs w:val="22"/>
-        </w:rPr>
-        <w:t>Senior</w:t>
-      </w:r>
-      <w:proofErr w:type="gramEnd"/>
-      <w:r>
-        <w:rPr>
-          <w:rFonts w:cs="Arial"/>
-          <w:sz w:val="22"/>
-          <w:szCs w:val="22"/>
-        </w:rPr>
-        <w:t xml:space="preserve"> student majoring in Software Engineering</w:t>
+      <w:r>
+        <w:rPr>
+          <w:rFonts w:cs="Arial"/>
+          <w:sz w:val="22"/>
+          <w:szCs w:val="22"/>
+        </w:rPr>
+        <w:t>Senior student majoring in Software Engineering</w:t>
       </w:r>
     </w:p>
     <w:p>
@@ -209,15 +213,15 @@
           <w:sz w:val="22"/>
           <w:szCs w:val="22"/>
         </w:rPr>
-        <w:t>Current GPA: 3.1</w:t>
-      </w:r>
-      <w:r>
-        <w:rPr>
-          <w:rFonts w:cs="Arial"/>
-          <w:sz w:val="22"/>
-          <w:szCs w:val="22"/>
-        </w:rPr>
-        <w:t>1</w:t>
+        <w:t>GPA: 3.</w:t>
+      </w:r>
+      <w:r>
+        <w:rPr>
+          <w:rFonts w:cs="Arial"/>
+          <w:sz w:val="22"/>
+          <w:szCs w:val="22"/>
+        </w:rPr>
+        <w:t>07</w:t>
       </w:r>
     </w:p>
     <w:p>
@@ -258,33 +262,15 @@
           <w:sz w:val="22"/>
           <w:szCs w:val="22"/>
         </w:rPr>
-        <w:t xml:space="preserve">Technical </w:t>
-      </w:r>
-      <w:proofErr w:type="gramStart"/>
-      <w:r>
-        <w:rPr>
-          <w:rFonts w:cs="Arial"/>
-          <w:sz w:val="22"/>
-          <w:szCs w:val="22"/>
-        </w:rPr>
-        <w:t>Skills</w:t>
-      </w:r>
-      <w:r>
-        <w:rPr>
-          <w:rFonts w:cs="Arial"/>
-          <w:sz w:val="22"/>
-          <w:szCs w:val="22"/>
-        </w:rPr>
-        <w:t xml:space="preserve"> :</w:t>
-      </w:r>
-      <w:proofErr w:type="gramEnd"/>
-      <w:r>
-        <w:rPr>
-          <w:rFonts w:cs="Arial"/>
-          <w:sz w:val="22"/>
-          <w:szCs w:val="22"/>
-        </w:rPr>
-        <w:t xml:space="preserve"> </w:t>
+        <w:t>Technical Skills</w:t>
+      </w:r>
+      <w:r>
+        <w:rPr>
+          <w:rFonts w:cs="Arial"/>
+          <w:sz w:val="22"/>
+          <w:szCs w:val="22"/>
+        </w:rPr>
+        <w:t xml:space="preserve"> : </w:t>
       </w:r>
     </w:p>
     <w:p>
@@ -314,18 +300,8 @@
           <w:sz w:val="22"/>
           <w:szCs w:val="22"/>
         </w:rPr>
-        <w:t xml:space="preserve">: JAVA, </w:t>
-      </w:r>
-      <w:proofErr w:type="spellStart"/>
-      <w:r>
-        <w:rPr>
-          <w:rFonts w:cs="Arial"/>
-          <w:sz w:val="22"/>
-          <w:szCs w:val="22"/>
-        </w:rPr>
-        <w:t>Javascript</w:t>
-      </w:r>
-      <w:proofErr w:type="spellEnd"/>
+        <w:t>: JAVA, Javascript</w:t>
+      </w:r>
       <w:r>
         <w:rPr>
           <w:rFonts w:cs="Arial"/>
@@ -378,18 +354,16 @@
           <w:sz w:val="22"/>
           <w:szCs w:val="22"/>
         </w:rPr>
-        <w:t xml:space="preserve">, </w:t>
-      </w:r>
-      <w:proofErr w:type="spellStart"/>
-      <w:r>
-        <w:rPr>
-          <w:rFonts w:cs="Arial"/>
-          <w:sz w:val="22"/>
-          <w:szCs w:val="22"/>
-        </w:rPr>
-        <w:t>Winforms</w:t>
-      </w:r>
-      <w:proofErr w:type="spellEnd"/>
+        <w:t>, Winforms</w:t>
+      </w:r>
+      <w:r>
+        <w:rPr>
+          <w:rFonts w:cs="Arial"/>
+          <w:sz w:val="22"/>
+          <w:szCs w:val="22"/>
+        </w:rPr>
+        <w:t>, Jetpack Compose</w:t>
+      </w:r>
     </w:p>
     <w:p>
       <w:pPr>
@@ -727,7 +701,6 @@
           <w:szCs w:val="20"/>
         </w:rPr>
       </w:pPr>
-      <w:proofErr w:type="gramStart"/>
       <w:r>
         <w:rPr>
           <w:rFonts w:cs="Arial"/>
@@ -736,7 +709,6 @@
         </w:rPr>
         <w:t>1. ‘</w:t>
       </w:r>
-      <w:proofErr w:type="gramEnd"/>
       <w:r>
         <w:rPr>
           <w:rFonts w:cs="Arial"/>
@@ -751,25 +723,7 @@
           <w:b/>
           <w:bCs/>
         </w:rPr>
-        <w:t xml:space="preserve"> (PERSONAL </w:t>
-      </w:r>
-      <w:proofErr w:type="gramStart"/>
-      <w:r>
-        <w:rPr>
-          <w:rFonts w:cs="Arial"/>
-          <w:b/>
-          <w:bCs/>
-        </w:rPr>
-        <w:t xml:space="preserve">PROJECT)   </w:t>
-      </w:r>
-      <w:proofErr w:type="gramEnd"/>
-      <w:r>
-        <w:rPr>
-          <w:rFonts w:cs="Arial"/>
-          <w:b/>
-          <w:bCs/>
-        </w:rPr>
-        <w:t xml:space="preserve">                                             </w:t>
+        <w:t xml:space="preserve"> (PERSONAL PROJECT)                                                </w:t>
       </w:r>
       <w:r>
         <w:rPr>
@@ -1033,25 +987,7 @@
           <w:sz w:val="22"/>
           <w:szCs w:val="22"/>
         </w:rPr>
-        <w:t xml:space="preserve">Integrated OpenWeather API using Retrofit and </w:t>
-      </w:r>
-      <w:proofErr w:type="spellStart"/>
-      <w:r>
-        <w:rPr>
-          <w:rFonts w:cs="Arial"/>
-          <w:sz w:val="22"/>
-          <w:szCs w:val="22"/>
-        </w:rPr>
-        <w:t>Gson</w:t>
-      </w:r>
-      <w:proofErr w:type="spellEnd"/>
-      <w:r>
-        <w:rPr>
-          <w:rFonts w:cs="Arial"/>
-          <w:sz w:val="22"/>
-          <w:szCs w:val="22"/>
-        </w:rPr>
-        <w:t xml:space="preserve"> Converter.</w:t>
+        <w:t>Integrated OpenWeather API using Retrofit and Gson Converter.</w:t>
       </w:r>
     </w:p>
     <w:p>
@@ -1215,7 +1151,6 @@
           <w:szCs w:val="20"/>
         </w:rPr>
       </w:pPr>
-      <w:proofErr w:type="gramStart"/>
       <w:r>
         <w:rPr>
           <w:rFonts w:cs="Arial"/>
@@ -1238,16 +1173,7 @@
           <w:b/>
           <w:bCs/>
         </w:rPr>
-        <w:t>‘</w:t>
-      </w:r>
-      <w:proofErr w:type="gramEnd"/>
-      <w:r>
-        <w:rPr>
-          <w:rFonts w:cs="Arial"/>
-          <w:b/>
-          <w:bCs/>
-        </w:rPr>
-        <w:t>V-LEARNING E</w:t>
+        <w:t>‘V-LEARNING E</w:t>
       </w:r>
       <w:r>
         <w:rPr>
@@ -1271,16 +1197,7 @@
           <w:b/>
           <w:bCs/>
         </w:rPr>
-        <w:t xml:space="preserve">(GROUP </w:t>
-      </w:r>
-      <w:proofErr w:type="gramStart"/>
-      <w:r>
-        <w:rPr>
-          <w:rFonts w:cs="Arial"/>
-          <w:b/>
-          <w:bCs/>
-        </w:rPr>
-        <w:t>PROJECT)</w:t>
+        <w:t>(GROUP PROJECT)</w:t>
       </w:r>
       <w:r>
         <w:rPr>
@@ -1296,16 +1213,7 @@
           <w:b/>
           <w:bCs/>
         </w:rPr>
-        <w:t xml:space="preserve">  </w:t>
-      </w:r>
-      <w:proofErr w:type="gramEnd"/>
-      <w:r>
-        <w:rPr>
-          <w:rFonts w:cs="Arial"/>
-          <w:b/>
-          <w:bCs/>
-        </w:rPr>
-        <w:t xml:space="preserve">                   </w:t>
+        <w:t xml:space="preserve">                     </w:t>
       </w:r>
       <w:r>
         <w:rPr>
@@ -1526,15 +1434,7 @@
         </w:rPr>
       </w:pPr>
       <w:r>
-        <w:t xml:space="preserve">Developed the entire backend using Spring Boot and built APIs for the </w:t>
-      </w:r>
-      <w:proofErr w:type="gramStart"/>
-      <w:r>
-        <w:t>frontend</w:t>
-      </w:r>
-      <w:proofErr w:type="gramEnd"/>
-      <w:r>
-        <w:t>.</w:t>
+        <w:t>Developed the entire backend using Spring Boot and built APIs for the frontend.</w:t>
       </w:r>
     </w:p>
     <w:p>
@@ -1690,25 +1590,13 @@
         </w:rPr>
         <w:t xml:space="preserve">JAVA, Spring framework, </w:t>
       </w:r>
-      <w:proofErr w:type="spellStart"/>
-      <w:proofErr w:type="gramStart"/>
-      <w:r>
-        <w:rPr>
-          <w:rFonts w:cs="Arial"/>
-          <w:sz w:val="22"/>
-          <w:szCs w:val="22"/>
-        </w:rPr>
-        <w:t>Payos</w:t>
-      </w:r>
-      <w:proofErr w:type="spellEnd"/>
-      <w:proofErr w:type="gramEnd"/>
-      <w:r>
-        <w:rPr>
-          <w:rFonts w:cs="Arial"/>
-          <w:sz w:val="22"/>
-          <w:szCs w:val="22"/>
-        </w:rPr>
-        <w:t xml:space="preserve"> payment API, </w:t>
+      <w:r>
+        <w:rPr>
+          <w:rFonts w:cs="Arial"/>
+          <w:sz w:val="22"/>
+          <w:szCs w:val="22"/>
+        </w:rPr>
+        <w:t xml:space="preserve">Payos payment API, </w:t>
       </w:r>
       <w:r>
         <w:rPr>
@@ -1821,7 +1709,6 @@
         </w:rPr>
         <w:t xml:space="preserve">PERSONAL </w:t>
       </w:r>
-      <w:proofErr w:type="gramStart"/>
       <w:r>
         <w:rPr>
           <w:rFonts w:cs="Arial"/>
@@ -1836,16 +1723,7 @@
           <w:b/>
           <w:bCs/>
         </w:rPr>
-        <w:t xml:space="preserve">  </w:t>
-      </w:r>
-      <w:proofErr w:type="gramEnd"/>
-      <w:r>
-        <w:rPr>
-          <w:rFonts w:cs="Arial"/>
-          <w:b/>
-          <w:bCs/>
-        </w:rPr>
-        <w:t xml:space="preserve">                            </w:t>
+        <w:t xml:space="preserve">                              </w:t>
       </w:r>
       <w:r>
         <w:rPr>
@@ -2335,25 +2213,7 @@
           <w:b/>
           <w:bCs/>
         </w:rPr>
-        <w:t xml:space="preserve">. ‘LAPTOP SHOP’ WEBSITE (PERSONAL </w:t>
-      </w:r>
-      <w:proofErr w:type="gramStart"/>
-      <w:r>
-        <w:rPr>
-          <w:rFonts w:cs="Arial"/>
-          <w:b/>
-          <w:bCs/>
-        </w:rPr>
-        <w:t xml:space="preserve">PROJECT)   </w:t>
-      </w:r>
-      <w:proofErr w:type="gramEnd"/>
-      <w:r>
-        <w:rPr>
-          <w:rFonts w:cs="Arial"/>
-          <w:b/>
-          <w:bCs/>
-        </w:rPr>
-        <w:t xml:space="preserve">                           </w:t>
+        <w:t xml:space="preserve">. ‘LAPTOP SHOP’ WEBSITE (PERSONAL PROJECT)                              </w:t>
       </w:r>
       <w:r>
         <w:rPr>
